--- a/templates/4 - Procuração  joaçaba.docx
+++ b/templates/4 - Procuração  joaçaba.docx
@@ -9,96 +9,196 @@
     </w:p>
     <w:p/>
     <w:p>
-      <w:r>
+      <w:pPr>
+        <w:rPr>
+          <w:sz w:val="20"/>
+          <w:szCs w:val="20"/>
+        </w:rPr>
+      </w:pPr>
+      <w:r>
+        <w:rPr>
+          <w:sz w:val="20"/>
+          <w:szCs w:val="20"/>
+        </w:rPr>
         <w:t xml:space="preserve">OUTORGANTE: {{nome}}, brasileiro, portador da cédula de identidade e </w:t>
       </w:r>
       <w:bookmarkStart w:id="0" w:name="_Hlk208492320"/>
       <w:r>
+        <w:rPr>
+          <w:sz w:val="20"/>
+          <w:szCs w:val="20"/>
+        </w:rPr>
         <w:t xml:space="preserve">CPF/CNPJ </w:t>
       </w:r>
       <w:bookmarkEnd w:id="0"/>
       <w:r>
+        <w:rPr>
+          <w:sz w:val="20"/>
+          <w:szCs w:val="20"/>
+        </w:rPr>
         <w:t>{{</w:t>
       </w:r>
       <w:proofErr w:type="spellStart"/>
       <w:r>
+        <w:rPr>
+          <w:sz w:val="20"/>
+          <w:szCs w:val="20"/>
+        </w:rPr>
         <w:t>cpf_cnpj</w:t>
       </w:r>
       <w:proofErr w:type="spellEnd"/>
       <w:r>
+        <w:rPr>
+          <w:sz w:val="20"/>
+          <w:szCs w:val="20"/>
+        </w:rPr>
         <w:t xml:space="preserve">}}, residente e domiciliado </w:t>
       </w:r>
       <w:bookmarkStart w:id="1" w:name="_Hlk208492336"/>
       <w:r>
+        <w:rPr>
+          <w:sz w:val="20"/>
+          <w:szCs w:val="20"/>
+        </w:rPr>
         <w:t>na {{</w:t>
       </w:r>
       <w:bookmarkEnd w:id="1"/>
       <w:proofErr w:type="spellStart"/>
       <w:r>
-        <w:t>endere</w:t>
-      </w:r>
-      <w:r>
-        <w:t>c</w:t>
-      </w:r>
-      <w:r>
-        <w:t>o</w:t>
+        <w:rPr>
+          <w:sz w:val="20"/>
+          <w:szCs w:val="20"/>
+        </w:rPr>
+        <w:t>endereco</w:t>
       </w:r>
       <w:proofErr w:type="spellEnd"/>
       <w:r>
+        <w:rPr>
+          <w:sz w:val="20"/>
+          <w:szCs w:val="20"/>
+        </w:rPr>
         <w:t>}} em {{cidade}}</w:t>
       </w:r>
     </w:p>
     <w:p>
-      <w:r>
+      <w:pPr>
+        <w:rPr>
+          <w:sz w:val="20"/>
+          <w:szCs w:val="20"/>
+        </w:rPr>
+      </w:pPr>
+      <w:r>
+        <w:rPr>
+          <w:sz w:val="20"/>
+          <w:szCs w:val="20"/>
+        </w:rPr>
         <w:t>OUTORGADO: MUNARETTO ELETRIFICAÇÕES EIRELI - ME, empresa brasileira, de direito privado, inscrita no CNPJ nº 27.662.805/0001-57 e Inscrição Estadual nº 258319135, com sede na Rua Comandante Caleffi, nº 55, bairro Santa Cruz, município de Concordia, Estado de Santa Catarina, CEP 89.703-172, neste ato representada pelo Senhor FILIPE ISIDORO MUNARETTO, brasileiro, casado, portador do CPF nº 073.758.129-85 e cédula de identidade nº 4.958.305 SSP/SC, residente e domiciliado em Concordia, Estado de Santa Catarina.</w:t>
       </w:r>
     </w:p>
     <w:p>
-      <w:r>
+      <w:pPr>
+        <w:rPr>
+          <w:sz w:val="20"/>
+          <w:szCs w:val="20"/>
+        </w:rPr>
+      </w:pPr>
+      <w:r>
+        <w:rPr>
+          <w:sz w:val="20"/>
+          <w:szCs w:val="20"/>
+        </w:rPr>
         <w:t xml:space="preserve"> PODERES ESPECIAIS: Autorizo o Outorgado, MUNARETTO ELETRIFICAÇÕES EIRELI - ME, para receber junto à CELESC Distribuição S/A, Agência Regional de Joaçaba, por meio de depósito bancário, no SICOOB TRANSCREDI, Agência 3288, C/C 17737-7, o valor total proveniente da participação financeira da CELESC, diretamente ao outorgado, montante de </w:t>
       </w:r>
       <w:r>
+        <w:rPr>
+          <w:sz w:val="20"/>
+          <w:szCs w:val="20"/>
+        </w:rPr>
         <w:t>{{</w:t>
       </w:r>
       <w:proofErr w:type="spellStart"/>
       <w:r>
+        <w:rPr>
+          <w:sz w:val="20"/>
+          <w:szCs w:val="20"/>
+        </w:rPr>
         <w:t>valor_de_devolucao</w:t>
       </w:r>
       <w:proofErr w:type="spellEnd"/>
       <w:r>
+        <w:rPr>
+          <w:sz w:val="20"/>
+          <w:szCs w:val="20"/>
+        </w:rPr>
         <w:t>}}</w:t>
       </w:r>
       <w:r>
+        <w:rPr>
+          <w:sz w:val="20"/>
+          <w:szCs w:val="20"/>
+        </w:rPr>
         <w:t xml:space="preserve"> {{</w:t>
       </w:r>
       <w:proofErr w:type="spellStart"/>
       <w:r>
+        <w:rPr>
+          <w:sz w:val="20"/>
+          <w:szCs w:val="20"/>
+        </w:rPr>
         <w:t>valor_devolucao_extenso</w:t>
       </w:r>
       <w:proofErr w:type="spellEnd"/>
       <w:r>
+        <w:rPr>
+          <w:sz w:val="20"/>
+          <w:szCs w:val="20"/>
+        </w:rPr>
         <w:t>}}, conforme Carta Orçamentária, referente Nota PS {{</w:t>
       </w:r>
       <w:proofErr w:type="spellStart"/>
       <w:r>
+        <w:rPr>
+          <w:sz w:val="20"/>
+          <w:szCs w:val="20"/>
+        </w:rPr>
         <w:t>nota_ps</w:t>
       </w:r>
       <w:proofErr w:type="spellEnd"/>
       <w:r>
+        <w:rPr>
+          <w:sz w:val="20"/>
+          <w:szCs w:val="20"/>
+        </w:rPr>
         <w:t>}}, sobre projeto de extensão de rede, situado na {{</w:t>
       </w:r>
       <w:proofErr w:type="spellStart"/>
       <w:r>
+        <w:rPr>
+          <w:sz w:val="20"/>
+          <w:szCs w:val="20"/>
+        </w:rPr>
         <w:t>endere</w:t>
       </w:r>
       <w:r>
+        <w:rPr>
+          <w:sz w:val="20"/>
+          <w:szCs w:val="20"/>
+        </w:rPr>
         <w:t>c</w:t>
       </w:r>
       <w:r>
+        <w:rPr>
+          <w:sz w:val="20"/>
+          <w:szCs w:val="20"/>
+        </w:rPr>
         <w:t>o</w:t>
       </w:r>
       <w:proofErr w:type="spellEnd"/>
       <w:r>
+        <w:rPr>
+          <w:sz w:val="20"/>
+          <w:szCs w:val="20"/>
+        </w:rPr>
         <w:t>}} em {{cidade}}.</w:t>
       </w:r>
     </w:p>
